--- a/semestr-5/MBP/ОганнисянГА_ИКБО_15_22_3пр_МБП.docx
+++ b/semestr-5/MBP/ОганнисянГА_ИКБО_15_22_3пр_МБП.docx
@@ -281,16 +281,7 @@
           <w:sz w:val="28"/>
           <w:szCs w:val="28"/>
         </w:rPr>
-        <w:t xml:space="preserve">Кафедра практической и прикладной </w:t>
-      </w:r>
-      <w:r>
-        <w:rPr>
-          <w:rFonts w:ascii="Times New Roman" w:hAnsi="Times New Roman" w:cs="Times New Roman"/>
-          <w:b/>
-          <w:sz w:val="28"/>
-          <w:szCs w:val="28"/>
-        </w:rPr>
-        <w:t>информатики (ППИ)</w:t>
+        <w:t>Кафедра практической и прикладной информатики (ППИ)</w:t>
       </w:r>
     </w:p>
     <w:p>
@@ -586,7 +577,6 @@
           </w:p>
           <w:p>
             <w:pPr>
-              <w:jc w:val="both"/>
               <w:rPr>
                 <w:rFonts w:ascii="Times New Roman" w:hAnsi="Times New Roman" w:cs="Times New Roman"/>
               </w:rPr>
@@ -606,7 +596,6 @@
           <w:p>
             <w:pPr>
               <w:ind w:firstLine="567"/>
-              <w:jc w:val="both"/>
             </w:pPr>
           </w:p>
         </w:tc>
@@ -740,7 +729,6 @@
           </w:p>
           <w:p>
             <w:pPr>
-              <w:jc w:val="both"/>
               <w:rPr>
                 <w:rFonts w:ascii="Times New Roman" w:hAnsi="Times New Roman" w:cs="Times New Roman"/>
               </w:rPr>
@@ -760,7 +748,6 @@
           <w:p>
             <w:pPr>
               <w:ind w:firstLine="567"/>
-              <w:jc w:val="both"/>
             </w:pPr>
           </w:p>
         </w:tc>
@@ -793,13 +780,7 @@
               <w:rPr>
                 <w:rFonts w:ascii="Times New Roman" w:hAnsi="Times New Roman" w:cs="Times New Roman"/>
               </w:rPr>
-              <w:t xml:space="preserve">Отчет </w:t>
-            </w:r>
-            <w:r>
-              <w:rPr>
-                <w:rFonts w:ascii="Times New Roman" w:hAnsi="Times New Roman" w:cs="Times New Roman"/>
-              </w:rPr>
-              <w:t>представлен</w:t>
+              <w:t>Отчет представлен</w:t>
             </w:r>
           </w:p>
         </w:tc>
@@ -862,7 +843,6 @@
           </w:tcPr>
           <w:p>
             <w:pPr>
-              <w:jc w:val="both"/>
               <w:rPr>
                 <w:rFonts w:ascii="Times New Roman" w:hAnsi="Times New Roman" w:cs="Times New Roman"/>
               </w:rPr>
@@ -1115,12 +1095,9 @@
             </w:r>
             <w:r>
               <w:rPr>
-                <w:rStyle w:val="a8"/>
-                <w:rFonts w:ascii="Times New Roman" w:hAnsi="Times New Roman" w:cs="Times New Roman"/>
-                <w:sz w:val="28"/>
-                <w:szCs w:val="28"/>
-              </w:rPr>
-              <w:tab/>
+                <w:noProof/>
+                <w:webHidden/>
+              </w:rPr>
               <w:t>3</w:t>
             </w:r>
             <w:r>
@@ -1183,12 +1160,9 @@
             </w:r>
             <w:r>
               <w:rPr>
-                <w:rStyle w:val="a8"/>
-                <w:rFonts w:ascii="Times New Roman" w:hAnsi="Times New Roman" w:cs="Times New Roman"/>
-                <w:sz w:val="28"/>
-                <w:szCs w:val="28"/>
-              </w:rPr>
-              <w:tab/>
+                <w:noProof/>
+                <w:webHidden/>
+              </w:rPr>
               <w:t>3</w:t>
             </w:r>
             <w:r>
@@ -1224,17 +1198,7 @@
                 <w:sz w:val="28"/>
                 <w:szCs w:val="28"/>
               </w:rPr>
-              <w:t>Постановка за</w:t>
-            </w:r>
-            <w:r>
-              <w:rPr>
-                <w:rStyle w:val="a8"/>
-                <w:rFonts w:ascii="Times New Roman" w:hAnsi="Times New Roman" w:cs="Times New Roman"/>
-                <w:webHidden/>
-                <w:sz w:val="28"/>
-                <w:szCs w:val="28"/>
-              </w:rPr>
-              <w:t>дачи</w:t>
+              <w:t>Постановка задачи</w:t>
             </w:r>
             <w:r>
               <w:rPr>
@@ -1261,12 +1225,9 @@
             </w:r>
             <w:r>
               <w:rPr>
-                <w:rStyle w:val="a8"/>
-                <w:rFonts w:ascii="Times New Roman" w:hAnsi="Times New Roman" w:cs="Times New Roman"/>
-                <w:sz w:val="28"/>
-                <w:szCs w:val="28"/>
-              </w:rPr>
-              <w:tab/>
+                <w:noProof/>
+                <w:webHidden/>
+              </w:rPr>
               <w:t>3</w:t>
             </w:r>
             <w:r>
@@ -1329,12 +1290,9 @@
             </w:r>
             <w:r>
               <w:rPr>
-                <w:rStyle w:val="a8"/>
-                <w:rFonts w:ascii="Times New Roman" w:hAnsi="Times New Roman" w:cs="Times New Roman"/>
-                <w:sz w:val="28"/>
-                <w:szCs w:val="28"/>
-              </w:rPr>
-              <w:tab/>
+                <w:noProof/>
+                <w:webHidden/>
+              </w:rPr>
               <w:t>3</w:t>
             </w:r>
             <w:r>
@@ -1397,12 +1355,9 @@
             </w:r>
             <w:r>
               <w:rPr>
-                <w:rStyle w:val="a8"/>
-                <w:rFonts w:ascii="Times New Roman" w:hAnsi="Times New Roman" w:cs="Times New Roman"/>
-                <w:sz w:val="28"/>
-                <w:szCs w:val="28"/>
-              </w:rPr>
-              <w:tab/>
+                <w:noProof/>
+                <w:webHidden/>
+              </w:rPr>
               <w:t>3</w:t>
             </w:r>
             <w:r>
@@ -1465,12 +1420,9 @@
             </w:r>
             <w:r>
               <w:rPr>
-                <w:rStyle w:val="a8"/>
-                <w:rFonts w:ascii="Times New Roman" w:hAnsi="Times New Roman" w:cs="Times New Roman"/>
-                <w:sz w:val="28"/>
-                <w:szCs w:val="28"/>
-              </w:rPr>
-              <w:tab/>
+                <w:noProof/>
+                <w:webHidden/>
+              </w:rPr>
               <w:t>4</w:t>
             </w:r>
             <w:r>
@@ -1529,12 +1481,9 @@
             </w:r>
             <w:r>
               <w:rPr>
-                <w:rStyle w:val="a8"/>
-                <w:rFonts w:ascii="Times New Roman" w:hAnsi="Times New Roman" w:cs="Times New Roman"/>
-                <w:sz w:val="28"/>
-                <w:szCs w:val="28"/>
-              </w:rPr>
-              <w:tab/>
+                <w:noProof/>
+                <w:webHidden/>
+              </w:rPr>
               <w:t>6</w:t>
             </w:r>
             <w:r>
@@ -1653,15 +1602,7 @@
           <w:sz w:val="28"/>
           <w:szCs w:val="28"/>
         </w:rPr>
-        <w:t>Выявить ошибки, допущенные при построении функциональной диаграммы процесса. Моде</w:t>
-      </w:r>
-      <w:r>
-        <w:rPr>
-          <w:rFonts w:ascii="Times New Roman" w:hAnsi="Times New Roman" w:cs="Times New Roman"/>
-          <w:sz w:val="28"/>
-          <w:szCs w:val="28"/>
-        </w:rPr>
-        <w:t>ль процесса выдается преподавателем.</w:t>
+        <w:t>Выявить ошибки, допущенные при построении функциональной диаграммы процесса. Модель процесса выдается преподавателем.</w:t>
       </w:r>
     </w:p>
     <w:p>
@@ -1691,15 +1632,7 @@
           <w:sz w:val="28"/>
           <w:szCs w:val="28"/>
         </w:rPr>
-        <w:t>Построенные и сохраненные в файле текстового формата структурно-функциональные диаграммы бизнес-процессов, представленные преподавателю в конце практического занятия (форма отчета размеще</w:t>
-      </w:r>
-      <w:r>
-        <w:rPr>
-          <w:rFonts w:ascii="Times New Roman" w:hAnsi="Times New Roman" w:cs="Times New Roman"/>
-          <w:sz w:val="28"/>
-          <w:szCs w:val="28"/>
-        </w:rPr>
-        <w:t>на в СДО)</w:t>
+        <w:t>Построенные и сохраненные в файле текстового формата структурно-функциональные диаграммы бизнес-процессов, представленные преподавателю в конце практического занятия (форма отчета размещена в СДО)</w:t>
       </w:r>
     </w:p>
     <w:p>
@@ -2046,14 +1979,7 @@
           <w:bCs/>
         </w:rPr>
         <w:lastRenderedPageBreak/>
-        <w:t xml:space="preserve">Список использованных источников и </w:t>
-      </w:r>
-      <w:r>
-        <w:rPr>
-          <w:b/>
-          <w:bCs/>
-        </w:rPr>
-        <w:t>литературы</w:t>
+        <w:t>Список использованных источников и литературы</w:t>
       </w:r>
       <w:bookmarkEnd w:id="6"/>
     </w:p>
@@ -2162,15 +2088,7 @@
           <w:sz w:val="28"/>
           <w:szCs w:val="28"/>
         </w:rPr>
-        <w:t xml:space="preserve">Долганова О. </w:t>
-      </w:r>
-      <w:r>
-        <w:rPr>
-          <w:rFonts w:ascii="Times New Roman" w:hAnsi="Times New Roman" w:cs="Times New Roman"/>
-          <w:sz w:val="28"/>
-          <w:szCs w:val="28"/>
-        </w:rPr>
-        <w:t xml:space="preserve">И., Виноградова Е. В., Лобанова А. М. </w:t>
+        <w:t xml:space="preserve">Долганова О. И., Виноградова Е. В., Лобанова А. М. </w:t>
       </w:r>
       <w:proofErr w:type="spellStart"/>
       <w:r>
@@ -2253,15 +2171,7 @@
           <w:sz w:val="28"/>
           <w:szCs w:val="28"/>
         </w:rPr>
-        <w:t>Каменнов</w:t>
-      </w:r>
-      <w:r>
-        <w:rPr>
-          <w:rFonts w:ascii="Times New Roman" w:hAnsi="Times New Roman" w:cs="Times New Roman"/>
-          <w:sz w:val="28"/>
-          <w:szCs w:val="28"/>
-        </w:rPr>
-        <w:t>а</w:t>
+        <w:t>Каменнова</w:t>
       </w:r>
       <w:proofErr w:type="spellEnd"/>
       <w:r>
@@ -2688,6 +2598,7 @@
     <w:lsdException w:name="HTML Sample" w:semiHidden="1" w:unhideWhenUsed="1"/>
     <w:lsdException w:name="HTML Typewriter" w:semiHidden="1" w:unhideWhenUsed="1"/>
     <w:lsdException w:name="HTML Variable" w:semiHidden="1" w:unhideWhenUsed="1"/>
+    <w:lsdException w:name="Normal Table" w:semiHidden="1" w:unhideWhenUsed="1"/>
     <w:lsdException w:name="annotation subject" w:semiHidden="1" w:unhideWhenUsed="1"/>
     <w:lsdException w:name="No List" w:semiHidden="1" w:unhideWhenUsed="1"/>
     <w:lsdException w:name="Outline List 1" w:semiHidden="1" w:unhideWhenUsed="1"/>
@@ -2730,8 +2641,11 @@
     <w:lsdException w:name="Table Contemporary" w:semiHidden="1" w:unhideWhenUsed="1"/>
     <w:lsdException w:name="Table Elegant" w:semiHidden="1" w:unhideWhenUsed="1"/>
     <w:lsdException w:name="Table Professional" w:semiHidden="1" w:unhideWhenUsed="1"/>
+    <w:lsdException w:name="Table Subtle 1" w:semiHidden="1" w:unhideWhenUsed="1"/>
     <w:lsdException w:name="Table Subtle 2" w:semiHidden="1" w:unhideWhenUsed="1"/>
     <w:lsdException w:name="Table Web 1" w:semiHidden="1" w:unhideWhenUsed="1"/>
+    <w:lsdException w:name="Table Web 2" w:semiHidden="1" w:unhideWhenUsed="1"/>
+    <w:lsdException w:name="Table Web 3" w:semiHidden="1" w:unhideWhenUsed="1"/>
     <w:lsdException w:name="Balloon Text" w:semiHidden="1" w:unhideWhenUsed="1"/>
     <w:lsdException w:name="Table Grid" w:uiPriority="59"/>
     <w:lsdException w:name="Table Theme" w:semiHidden="1" w:unhideWhenUsed="1"/>
